--- a/32520 System_Administration/week3/lab_test_1/lab_test_1.docx
+++ b/32520 System_Administration/week3/lab_test_1/lab_test_1.docx
@@ -1,6 +1,6 @@
 
 <file path=word/document.xml><?xml version="1.0" encoding="utf-8"?>
-<w:document xmlns:wpc="http://schemas.microsoft.com/office/word/2010/wordprocessingCanvas" xmlns:cx="http://schemas.microsoft.com/office/drawing/2014/chartex" xmlns:cx1="http://schemas.microsoft.com/office/drawing/2015/9/8/chartex" xmlns:cx2="http://schemas.microsoft.com/office/drawing/2015/10/21/chartex" xmlns:cx3="http://schemas.microsoft.com/office/drawing/2016/5/9/chartex" xmlns:cx4="http://schemas.microsoft.com/office/drawing/2016/5/10/chartex" xmlns:cx5="http://schemas.microsoft.com/office/drawing/2016/5/11/chartex" xmlns:cx6="http://schemas.microsoft.com/office/drawing/2016/5/12/chartex" xmlns:cx7="http://schemas.microsoft.com/office/drawing/2016/5/13/chartex" xmlns:cx8="http://schemas.microsoft.com/office/drawing/2016/5/14/chartex" xmlns:mc="http://schemas.openxmlformats.org/markup-compatibility/2006" xmlns:aink="http://schemas.microsoft.com/office/drawing/2016/ink" xmlns:am3d="http://schemas.microsoft.com/office/drawing/2017/model3d" xmlns:o="urn:schemas-microsoft-com:office:office" xmlns:oel="http://schemas.microsoft.com/office/2019/extlst" xmlns:r="http://schemas.openxmlformats.org/officeDocument/2006/relationships" xmlns:m="http://schemas.openxmlformats.org/officeDocument/2006/math" xmlns:v="urn:schemas-microsoft-com:vml" xmlns:wp14="http://schemas.microsoft.com/office/word/2010/wordprocessingDrawing" xmlns:wp="http://schemas.openxmlformats.org/drawingml/2006/wordprocessingDrawing" xmlns:w10="urn:schemas-microsoft-com:office:word" xmlns:w="http://schemas.openxmlformats.org/wordprocessingml/2006/main" xmlns:w14="http://schemas.microsoft.com/office/word/2010/wordml" xmlns:w15="http://schemas.microsoft.com/office/word/2012/wordml" xmlns:w16cei="http://schemas.microsoft.com/office/word/2026/wordml/cei" xmlns:w16cex="http://schemas.microsoft.com/office/word/2018/wordml/cex" xmlns:w16cid="http://schemas.microsoft.com/office/word/2016/wordml/cid" xmlns:w16="http://schemas.microsoft.com/office/word/2018/wordml" xmlns:w16du="http://schemas.microsoft.com/office/word/2023/wordml/word16du" xmlns:w16sdtdh="http://schemas.microsoft.com/office/word/2020/wordml/sdtdatahash" xmlns:w16sdtfl="http://schemas.microsoft.com/office/word/2024/wordml/sdtformatlock" xmlns:w16se="http://schemas.microsoft.com/office/word/2015/wordml/symex" xmlns:wpg="http://schemas.microsoft.com/office/word/2010/wordprocessingGroup" xmlns:wpi="http://schemas.microsoft.com/office/word/2010/wordprocessingInk" xmlns:wne="http://schemas.microsoft.com/office/word/2006/wordml" xmlns:wps="http://schemas.microsoft.com/office/word/2010/wordprocessingShape" mc:Ignorable="w14 w15 w16se w16cid w16 w16cex w16sdtdh w16sdtfl w16du wp14">
+<w:document xmlns:wpc="http://schemas.microsoft.com/office/word/2010/wordprocessingCanvas" xmlns:cx="http://schemas.microsoft.com/office/drawing/2014/chartex" xmlns:cx1="http://schemas.microsoft.com/office/drawing/2015/9/8/chartex" xmlns:cx2="http://schemas.microsoft.com/office/drawing/2015/10/21/chartex" xmlns:cx3="http://schemas.microsoft.com/office/drawing/2016/5/9/chartex" xmlns:cx4="http://schemas.microsoft.com/office/drawing/2016/5/10/chartex" xmlns:cx5="http://schemas.microsoft.com/office/drawing/2016/5/11/chartex" xmlns:cx6="http://schemas.microsoft.com/office/drawing/2016/5/12/chartex" xmlns:cx7="http://schemas.microsoft.com/office/drawing/2016/5/13/chartex" xmlns:cx8="http://schemas.microsoft.com/office/drawing/2016/5/14/chartex" xmlns:mc="http://schemas.openxmlformats.org/markup-compatibility/2006" xmlns:m="http://schemas.openxmlformats.org/officeDocument/2006/math" xmlns:aink="http://schemas.microsoft.com/office/drawing/2016/ink" xmlns:am3d="http://schemas.microsoft.com/office/drawing/2017/model3d" xmlns:oel="http://schemas.microsoft.com/office/2019/extlst" xmlns:r="http://schemas.openxmlformats.org/officeDocument/2006/relationships" xmlns:wp14="http://schemas.microsoft.com/office/word/2010/wordprocessingDrawing" xmlns:wp="http://schemas.openxmlformats.org/drawingml/2006/wordprocessingDrawing" xmlns:wpg="http://schemas.microsoft.com/office/word/2010/wordprocessingGroup" xmlns:wpi="http://schemas.microsoft.com/office/word/2010/wordprocessingInk" xmlns:wps="http://schemas.microsoft.com/office/word/2010/wordprocessingShape" xmlns:o="urn:schemas-microsoft-com:office:office" xmlns:v="urn:schemas-microsoft-com:vml" xmlns:w10="urn:schemas-microsoft-com:office:word" xmlns:w="http://schemas.openxmlformats.org/wordprocessingml/2006/main" xmlns:w14="http://schemas.microsoft.com/office/word/2010/wordml" xmlns:w15="http://schemas.microsoft.com/office/word/2012/wordml" xmlns:w16cex="http://schemas.microsoft.com/office/word/2018/wordml/cex" xmlns:w16cid="http://schemas.microsoft.com/office/word/2016/wordml/cid" xmlns:w16="http://schemas.microsoft.com/office/word/2018/wordml" xmlns:w16sdtdh="http://schemas.microsoft.com/office/word/2020/wordml/sdtdatahash" xmlns:w16sdtfl="http://schemas.microsoft.com/office/word/2024/wordml/sdtformatlock" xmlns:w16se="http://schemas.microsoft.com/office/word/2015/wordml/symex" xmlns:w16du="http://schemas.microsoft.com/office/word/2023/wordml/word16du" xmlns:wne="http://schemas.microsoft.com/office/word/2006/wordml" mc:Ignorable="w14 w15 w16se w16cid w16 w16cex w16sdtdh w16sdtfl w16du wp14">
   <w:body>
     <w:p>
       <w:pPr>
@@ -67,13 +67,41 @@
           <w:tcPr>
             <w:tcW w:w="4508" w:type="dxa"/>
           </w:tcPr>
-          <w:p/>
+          <w:p>
+            <w:pPr>
+              <w:rPr>
+                <w:rFonts w:ascii="Arial" w:hAnsi="Arial" w:cs="Arial"/>
+                <w:lang w:eastAsia="ko-KR"/>
+              </w:rPr>
+            </w:pPr>
+            <w:r>
+              <w:rPr>
+                <w:rFonts w:ascii="Arial" w:hAnsi="Arial" w:cs="Arial"/>
+                <w:lang w:eastAsia="ko-KR"/>
+              </w:rPr>
+              <w:t>14657314</w:t>
+            </w:r>
+          </w:p>
         </w:tc>
         <w:tc>
           <w:tcPr>
             <w:tcW w:w="4508" w:type="dxa"/>
           </w:tcPr>
-          <w:p/>
+          <w:p>
+            <w:pPr>
+              <w:rPr>
+                <w:rFonts w:ascii="Arial" w:eastAsia="Batang" w:hAnsi="Arial" w:cs="Arial"/>
+                <w:lang w:val="en-US" w:eastAsia="ko-KR"/>
+              </w:rPr>
+            </w:pPr>
+            <w:r>
+              <w:rPr>
+                <w:rFonts w:ascii="Arial" w:eastAsia="Batang" w:hAnsi="Arial" w:cs="Arial"/>
+                <w:lang w:val="en-US" w:eastAsia="ko-KR"/>
+              </w:rPr>
+              <w:t>Jinkyung Kim</w:t>
+            </w:r>
+          </w:p>
         </w:tc>
       </w:tr>
       <w:tr>
@@ -81,13 +109,36 @@
           <w:tcPr>
             <w:tcW w:w="4508" w:type="dxa"/>
           </w:tcPr>
-          <w:p/>
+          <w:p>
+            <w:pPr>
+              <w:rPr>
+                <w:rFonts w:ascii="Arial" w:hAnsi="Arial" w:cs="Arial"/>
+              </w:rPr>
+            </w:pPr>
+            <w:r>
+              <w:t>25743535</w:t>
+            </w:r>
+          </w:p>
         </w:tc>
         <w:tc>
           <w:tcPr>
             <w:tcW w:w="4508" w:type="dxa"/>
           </w:tcPr>
-          <w:p/>
+          <w:p>
+            <w:pPr>
+              <w:rPr>
+                <w:rFonts w:ascii="Arial" w:hAnsi="Arial" w:cs="Arial"/>
+              </w:rPr>
+            </w:pPr>
+            <w:proofErr w:type="spellStart"/>
+            <w:r>
+              <w:t>Maroor</w:t>
+            </w:r>
+            <w:proofErr w:type="spellEnd"/>
+            <w:r>
+              <w:t xml:space="preserve"> Chethan Pai</w:t>
+            </w:r>
+          </w:p>
         </w:tc>
       </w:tr>
       <w:tr>
@@ -95,13 +146,39 @@
           <w:tcPr>
             <w:tcW w:w="4508" w:type="dxa"/>
           </w:tcPr>
-          <w:p/>
+          <w:p>
+            <w:pPr>
+              <w:rPr>
+                <w:rFonts w:ascii="Arial" w:hAnsi="Arial" w:cs="Arial"/>
+                <w:lang w:val="en-US" w:eastAsia="ko-KR"/>
+              </w:rPr>
+            </w:pPr>
+            <w:r>
+              <w:rPr>
+                <w:rFonts w:ascii="Arial" w:hAnsi="Arial" w:cs="Arial"/>
+                <w:lang w:val="en-US" w:eastAsia="ko-KR"/>
+              </w:rPr>
+              <w:t>25652177</w:t>
+            </w:r>
+          </w:p>
         </w:tc>
         <w:tc>
           <w:tcPr>
             <w:tcW w:w="4508" w:type="dxa"/>
           </w:tcPr>
-          <w:p/>
+          <w:p>
+            <w:pPr>
+              <w:rPr>
+                <w:rFonts w:ascii="Arial" w:hAnsi="Arial" w:cs="Arial"/>
+              </w:rPr>
+            </w:pPr>
+            <w:r>
+              <w:rPr>
+                <w:rFonts w:ascii="Arial" w:hAnsi="Arial" w:cs="Arial"/>
+              </w:rPr>
+              <w:t>Harshit Kalpesh Soni</w:t>
+            </w:r>
+          </w:p>
         </w:tc>
       </w:tr>
       <w:tr>
@@ -109,13 +186,31 @@
           <w:tcPr>
             <w:tcW w:w="4508" w:type="dxa"/>
           </w:tcPr>
-          <w:p/>
+          <w:p>
+            <w:pPr>
+              <w:rPr>
+                <w:rFonts w:ascii="Arial" w:hAnsi="Arial" w:cs="Arial"/>
+              </w:rPr>
+            </w:pPr>
+          </w:p>
         </w:tc>
         <w:tc>
           <w:tcPr>
             <w:tcW w:w="4508" w:type="dxa"/>
           </w:tcPr>
-          <w:p/>
+          <w:p>
+            <w:pPr>
+              <w:rPr>
+                <w:rFonts w:ascii="Arial" w:hAnsi="Arial" w:cs="Arial"/>
+              </w:rPr>
+            </w:pPr>
+            <w:r>
+              <w:rPr>
+                <w:rFonts w:ascii="Arial" w:hAnsi="Arial" w:cs="Arial"/>
+              </w:rPr>
+              <w:t>Preetham Srinivas</w:t>
+            </w:r>
+          </w:p>
         </w:tc>
       </w:tr>
       <w:tr>
@@ -123,13 +218,31 @@
           <w:tcPr>
             <w:tcW w:w="4508" w:type="dxa"/>
           </w:tcPr>
-          <w:p/>
+          <w:p>
+            <w:pPr>
+              <w:rPr>
+                <w:rFonts w:ascii="Arial" w:hAnsi="Arial" w:cs="Arial"/>
+              </w:rPr>
+            </w:pPr>
+          </w:p>
         </w:tc>
         <w:tc>
           <w:tcPr>
             <w:tcW w:w="4508" w:type="dxa"/>
           </w:tcPr>
-          <w:p/>
+          <w:p>
+            <w:pPr>
+              <w:rPr>
+                <w:rFonts w:ascii="Arial" w:hAnsi="Arial" w:cs="Arial"/>
+              </w:rPr>
+            </w:pPr>
+            <w:r>
+              <w:rPr>
+                <w:rFonts w:ascii="Arial" w:hAnsi="Arial" w:cs="Arial"/>
+              </w:rPr>
+              <w:t>Sreelakshmi Nambiar</w:t>
+            </w:r>
+          </w:p>
         </w:tc>
       </w:tr>
     </w:tbl>
@@ -892,6 +1005,12 @@
     <w:p/>
     <w:p>
       <w:r>
+        <w:br w:type="page"/>
+      </w:r>
+    </w:p>
+    <w:p>
+      <w:r>
+        <w:lastRenderedPageBreak/>
         <w:t>Provide</w:t>
       </w:r>
       <w:r>
@@ -923,32 +1042,195 @@
     </w:p>
     <w:p>
       <w:r>
-        <w:t>2</w:t>
-      </w:r>
-      <w:r>
-        <w:t xml:space="preserve">. </w:t>
-      </w:r>
-      <w:r>
-        <w:t xml:space="preserve">cat </w:t>
-      </w:r>
-      <w:r>
-        <w:t>/etc/resolv.conf</w:t>
+        <w:rPr>
+          <w:noProof/>
+        </w:rPr>
+        <w:drawing>
+          <wp:inline distT="0" distB="0" distL="0" distR="0" wp14:anchorId="26FBBE92" wp14:editId="01929CF6">
+            <wp:extent cx="5731510" cy="793115"/>
+            <wp:effectExtent l="0" t="0" r="0" b="0"/>
+            <wp:docPr id="415767161" name="Picture 3"/>
+            <wp:cNvGraphicFramePr>
+              <a:graphicFrameLocks xmlns:a="http://schemas.openxmlformats.org/drawingml/2006/main" noChangeAspect="1"/>
+            </wp:cNvGraphicFramePr>
+            <a:graphic xmlns:a="http://schemas.openxmlformats.org/drawingml/2006/main">
+              <a:graphicData uri="http://schemas.openxmlformats.org/drawingml/2006/picture">
+                <pic:pic xmlns:pic="http://schemas.openxmlformats.org/drawingml/2006/picture">
+                  <pic:nvPicPr>
+                    <pic:cNvPr id="415767161" name="Picture 415767161"/>
+                    <pic:cNvPicPr/>
+                  </pic:nvPicPr>
+                  <pic:blipFill>
+                    <a:blip r:embed="rId4">
+                      <a:extLst>
+                        <a:ext uri="{28A0092B-C50C-407E-A947-70E740481C1C}">
+                          <a14:useLocalDpi xmlns:a14="http://schemas.microsoft.com/office/drawing/2010/main" val="0"/>
+                        </a:ext>
+                      </a:extLst>
+                    </a:blip>
+                    <a:stretch>
+                      <a:fillRect/>
+                    </a:stretch>
+                  </pic:blipFill>
+                  <pic:spPr>
+                    <a:xfrm>
+                      <a:off x="0" y="0"/>
+                      <a:ext cx="5731510" cy="793115"/>
+                    </a:xfrm>
+                    <a:prstGeom prst="rect">
+                      <a:avLst/>
+                    </a:prstGeom>
+                  </pic:spPr>
+                </pic:pic>
+              </a:graphicData>
+            </a:graphic>
+          </wp:inline>
+        </w:drawing>
       </w:r>
     </w:p>
     <w:p>
       <w:r>
-        <w:t>3</w:t>
-      </w:r>
-      <w:r>
-        <w:t>. route -n</w:t>
-      </w:r>
+        <w:t>2</w:t>
+      </w:r>
+      <w:r>
+        <w:t xml:space="preserve">. </w:t>
+      </w:r>
+      <w:r>
+        <w:t xml:space="preserve">cat </w:t>
+      </w:r>
+      <w:r>
+        <w:t>/etc/</w:t>
+      </w:r>
+      <w:proofErr w:type="spellStart"/>
+      <w:r>
+        <w:t>resolv.conf</w:t>
+      </w:r>
+      <w:proofErr w:type="spellEnd"/>
     </w:p>
     <w:p>
       <w:r>
+        <w:rPr>
+          <w:noProof/>
+        </w:rPr>
+        <w:drawing>
+          <wp:inline distT="0" distB="0" distL="0" distR="0" wp14:anchorId="736CD120" wp14:editId="76E1F875">
+            <wp:extent cx="4597400" cy="723900"/>
+            <wp:effectExtent l="0" t="0" r="0" b="0"/>
+            <wp:docPr id="1534313442" name="Picture 4"/>
+            <wp:cNvGraphicFramePr>
+              <a:graphicFrameLocks xmlns:a="http://schemas.openxmlformats.org/drawingml/2006/main" noChangeAspect="1"/>
+            </wp:cNvGraphicFramePr>
+            <a:graphic xmlns:a="http://schemas.openxmlformats.org/drawingml/2006/main">
+              <a:graphicData uri="http://schemas.openxmlformats.org/drawingml/2006/picture">
+                <pic:pic xmlns:pic="http://schemas.openxmlformats.org/drawingml/2006/picture">
+                  <pic:nvPicPr>
+                    <pic:cNvPr id="1534313442" name="Picture 1534313442"/>
+                    <pic:cNvPicPr/>
+                  </pic:nvPicPr>
+                  <pic:blipFill>
+                    <a:blip r:embed="rId5">
+                      <a:extLst>
+                        <a:ext uri="{28A0092B-C50C-407E-A947-70E740481C1C}">
+                          <a14:useLocalDpi xmlns:a14="http://schemas.microsoft.com/office/drawing/2010/main" val="0"/>
+                        </a:ext>
+                      </a:extLst>
+                    </a:blip>
+                    <a:stretch>
+                      <a:fillRect/>
+                    </a:stretch>
+                  </pic:blipFill>
+                  <pic:spPr>
+                    <a:xfrm>
+                      <a:off x="0" y="0"/>
+                      <a:ext cx="4597400" cy="723900"/>
+                    </a:xfrm>
+                    <a:prstGeom prst="rect">
+                      <a:avLst/>
+                    </a:prstGeom>
+                  </pic:spPr>
+                </pic:pic>
+              </a:graphicData>
+            </a:graphic>
+          </wp:inline>
+        </w:drawing>
+      </w:r>
+    </w:p>
+    <w:p>
+      <w:r>
+        <w:t>3</w:t>
+      </w:r>
+      <w:r>
+        <w:t>. route -n</w:t>
+      </w:r>
+    </w:p>
+    <w:p>
+      <w:r>
+        <w:rPr>
+          <w:noProof/>
+        </w:rPr>
+        <w:drawing>
+          <wp:inline distT="0" distB="0" distL="0" distR="0" wp14:anchorId="6ABEAC68" wp14:editId="0B0D4121">
+            <wp:extent cx="5731510" cy="944245"/>
+            <wp:effectExtent l="0" t="0" r="0" b="0"/>
+            <wp:docPr id="1782026647" name="Picture 5"/>
+            <wp:cNvGraphicFramePr>
+              <a:graphicFrameLocks xmlns:a="http://schemas.openxmlformats.org/drawingml/2006/main" noChangeAspect="1"/>
+            </wp:cNvGraphicFramePr>
+            <a:graphic xmlns:a="http://schemas.openxmlformats.org/drawingml/2006/main">
+              <a:graphicData uri="http://schemas.openxmlformats.org/drawingml/2006/picture">
+                <pic:pic xmlns:pic="http://schemas.openxmlformats.org/drawingml/2006/picture">
+                  <pic:nvPicPr>
+                    <pic:cNvPr id="1782026647" name="Picture 1782026647"/>
+                    <pic:cNvPicPr/>
+                  </pic:nvPicPr>
+                  <pic:blipFill>
+                    <a:blip r:embed="rId6">
+                      <a:extLst>
+                        <a:ext uri="{28A0092B-C50C-407E-A947-70E740481C1C}">
+                          <a14:useLocalDpi xmlns:a14="http://schemas.microsoft.com/office/drawing/2010/main" val="0"/>
+                        </a:ext>
+                      </a:extLst>
+                    </a:blip>
+                    <a:stretch>
+                      <a:fillRect/>
+                    </a:stretch>
+                  </pic:blipFill>
+                  <pic:spPr>
+                    <a:xfrm>
+                      <a:off x="0" y="0"/>
+                      <a:ext cx="5731510" cy="944245"/>
+                    </a:xfrm>
+                    <a:prstGeom prst="rect">
+                      <a:avLst/>
+                    </a:prstGeom>
+                  </pic:spPr>
+                </pic:pic>
+              </a:graphicData>
+            </a:graphic>
+          </wp:inline>
+        </w:drawing>
+      </w:r>
+    </w:p>
+    <w:p>
+      <w:pPr>
+        <w:rPr>
+          <w:b/>
+          <w:bCs/>
+        </w:rPr>
+      </w:pPr>
+      <w:r>
         <w:t>4</w:t>
       </w:r>
       <w:r>
-        <w:t>. ifconfig ens</w:t>
+        <w:t xml:space="preserve">. </w:t>
+      </w:r>
+      <w:proofErr w:type="spellStart"/>
+      <w:r>
+        <w:t>ifconfig</w:t>
+      </w:r>
+      <w:proofErr w:type="spellEnd"/>
+      <w:r>
+        <w:t xml:space="preserve"> ens</w:t>
       </w:r>
       <w:r>
         <w:t>192</w:t>
@@ -964,18 +1246,178 @@
     <w:p>
       <w:r>
         <w:rPr>
+          <w:noProof/>
+        </w:rPr>
+        <w:drawing>
+          <wp:inline distT="0" distB="0" distL="0" distR="0" wp14:anchorId="180926BA" wp14:editId="7895B240">
+            <wp:extent cx="5731510" cy="1864360"/>
+            <wp:effectExtent l="0" t="0" r="0" b="2540"/>
+            <wp:docPr id="733334717" name="Picture 6"/>
+            <wp:cNvGraphicFramePr>
+              <a:graphicFrameLocks xmlns:a="http://schemas.openxmlformats.org/drawingml/2006/main" noChangeAspect="1"/>
+            </wp:cNvGraphicFramePr>
+            <a:graphic xmlns:a="http://schemas.openxmlformats.org/drawingml/2006/main">
+              <a:graphicData uri="http://schemas.openxmlformats.org/drawingml/2006/picture">
+                <pic:pic xmlns:pic="http://schemas.openxmlformats.org/drawingml/2006/picture">
+                  <pic:nvPicPr>
+                    <pic:cNvPr id="733334717" name="Picture 733334717"/>
+                    <pic:cNvPicPr/>
+                  </pic:nvPicPr>
+                  <pic:blipFill>
+                    <a:blip r:embed="rId7">
+                      <a:extLst>
+                        <a:ext uri="{28A0092B-C50C-407E-A947-70E740481C1C}">
+                          <a14:useLocalDpi xmlns:a14="http://schemas.microsoft.com/office/drawing/2010/main" val="0"/>
+                        </a:ext>
+                      </a:extLst>
+                    </a:blip>
+                    <a:stretch>
+                      <a:fillRect/>
+                    </a:stretch>
+                  </pic:blipFill>
+                  <pic:spPr>
+                    <a:xfrm>
+                      <a:off x="0" y="0"/>
+                      <a:ext cx="5731510" cy="1864360"/>
+                    </a:xfrm>
+                    <a:prstGeom prst="rect">
+                      <a:avLst/>
+                    </a:prstGeom>
+                  </pic:spPr>
+                </pic:pic>
+              </a:graphicData>
+            </a:graphic>
+          </wp:inline>
+        </w:drawing>
+      </w:r>
+    </w:p>
+    <w:p>
+      <w:pPr>
+        <w:rPr>
           <w:b/>
           <w:bCs/>
         </w:rPr>
-        <w:t>Windows Server</w:t>
+      </w:pPr>
+      <w:r>
+        <w:rPr>
+          <w:b/>
+          <w:bCs/>
+        </w:rPr>
+        <w:br w:type="page"/>
       </w:r>
     </w:p>
     <w:p>
       <w:r>
+        <w:rPr>
+          <w:b/>
+          <w:bCs/>
+        </w:rPr>
+        <w:lastRenderedPageBreak/>
+        <w:t>Windows Server</w:t>
+      </w:r>
+    </w:p>
+    <w:p>
+      <w:r>
         <w:t>ipconfig /all</w:t>
+      </w:r>
+    </w:p>
+    <w:p>
+      <w:r>
+        <w:rPr>
+          <w:noProof/>
+        </w:rPr>
+        <w:drawing>
+          <wp:inline distT="0" distB="0" distL="0" distR="0" wp14:anchorId="06724C87" wp14:editId="5FD8EC2E">
+            <wp:extent cx="5347902" cy="3518263"/>
+            <wp:effectExtent l="0" t="0" r="0" b="0"/>
+            <wp:docPr id="248686858" name="Picture 1"/>
+            <wp:cNvGraphicFramePr>
+              <a:graphicFrameLocks xmlns:a="http://schemas.openxmlformats.org/drawingml/2006/main" noChangeAspect="1"/>
+            </wp:cNvGraphicFramePr>
+            <a:graphic xmlns:a="http://schemas.openxmlformats.org/drawingml/2006/main">
+              <a:graphicData uri="http://schemas.openxmlformats.org/drawingml/2006/picture">
+                <pic:pic xmlns:pic="http://schemas.openxmlformats.org/drawingml/2006/picture">
+                  <pic:nvPicPr>
+                    <pic:cNvPr id="248686858" name="Picture 248686858"/>
+                    <pic:cNvPicPr/>
+                  </pic:nvPicPr>
+                  <pic:blipFill>
+                    <a:blip r:embed="rId8" cstate="print">
+                      <a:extLst>
+                        <a:ext uri="{28A0092B-C50C-407E-A947-70E740481C1C}">
+                          <a14:useLocalDpi xmlns:a14="http://schemas.microsoft.com/office/drawing/2010/main" val="0"/>
+                        </a:ext>
+                      </a:extLst>
+                    </a:blip>
+                    <a:stretch>
+                      <a:fillRect/>
+                    </a:stretch>
+                  </pic:blipFill>
+                  <pic:spPr>
+                    <a:xfrm>
+                      <a:off x="0" y="0"/>
+                      <a:ext cx="5349745" cy="3519476"/>
+                    </a:xfrm>
+                    <a:prstGeom prst="rect">
+                      <a:avLst/>
+                    </a:prstGeom>
+                  </pic:spPr>
+                </pic:pic>
+              </a:graphicData>
+            </a:graphic>
+          </wp:inline>
+        </w:drawing>
       </w:r>
     </w:p>
     <w:p/>
+    <w:p>
+      <w:r>
+        <w:rPr>
+          <w:noProof/>
+        </w:rPr>
+        <w:drawing>
+          <wp:inline distT="0" distB="0" distL="0" distR="0" wp14:anchorId="0742D1B7" wp14:editId="79662CFD">
+            <wp:extent cx="5365174" cy="3826238"/>
+            <wp:effectExtent l="0" t="0" r="0" b="0"/>
+            <wp:docPr id="496713445" name="Picture 2"/>
+            <wp:cNvGraphicFramePr>
+              <a:graphicFrameLocks xmlns:a="http://schemas.openxmlformats.org/drawingml/2006/main" noChangeAspect="1"/>
+            </wp:cNvGraphicFramePr>
+            <a:graphic xmlns:a="http://schemas.openxmlformats.org/drawingml/2006/main">
+              <a:graphicData uri="http://schemas.openxmlformats.org/drawingml/2006/picture">
+                <pic:pic xmlns:pic="http://schemas.openxmlformats.org/drawingml/2006/picture">
+                  <pic:nvPicPr>
+                    <pic:cNvPr id="496713445" name="Picture 496713445"/>
+                    <pic:cNvPicPr/>
+                  </pic:nvPicPr>
+                  <pic:blipFill>
+                    <a:blip r:embed="rId9" cstate="print">
+                      <a:extLst>
+                        <a:ext uri="{28A0092B-C50C-407E-A947-70E740481C1C}">
+                          <a14:useLocalDpi xmlns:a14="http://schemas.microsoft.com/office/drawing/2010/main" val="0"/>
+                        </a:ext>
+                      </a:extLst>
+                    </a:blip>
+                    <a:stretch>
+                      <a:fillRect/>
+                    </a:stretch>
+                  </pic:blipFill>
+                  <pic:spPr>
+                    <a:xfrm>
+                      <a:off x="0" y="0"/>
+                      <a:ext cx="5380479" cy="3837153"/>
+                    </a:xfrm>
+                    <a:prstGeom prst="rect">
+                      <a:avLst/>
+                    </a:prstGeom>
+                  </pic:spPr>
+                </pic:pic>
+              </a:graphicData>
+            </a:graphic>
+          </wp:inline>
+        </w:drawing>
+      </w:r>
+    </w:p>
     <w:sectPr>
       <w:pgSz w:w="11906" w:h="16838"/>
       <w:pgMar w:top="1440" w:right="1440" w:bottom="1440" w:left="1440" w:header="708" w:footer="708" w:gutter="0"/>
@@ -987,7 +1429,7 @@
 </file>
 
 <file path=word/styles.xml><?xml version="1.0" encoding="utf-8"?>
-<w:styles xmlns:mc="http://schemas.openxmlformats.org/markup-compatibility/2006" xmlns:r="http://schemas.openxmlformats.org/officeDocument/2006/relationships" xmlns:w="http://schemas.openxmlformats.org/wordprocessingml/2006/main" xmlns:w14="http://schemas.microsoft.com/office/word/2010/wordml" xmlns:w15="http://schemas.microsoft.com/office/word/2012/wordml" xmlns:w16cex="http://schemas.microsoft.com/office/word/2018/wordml/cex" xmlns:w16cid="http://schemas.microsoft.com/office/word/2016/wordml/cid" xmlns:w16="http://schemas.microsoft.com/office/word/2018/wordml" xmlns:w16du="http://schemas.microsoft.com/office/word/2023/wordml/word16du" xmlns:w16sdtdh="http://schemas.microsoft.com/office/word/2020/wordml/sdtdatahash" xmlns:w16sdtfl="http://schemas.microsoft.com/office/word/2024/wordml/sdtformatlock" xmlns:w16se="http://schemas.microsoft.com/office/word/2015/wordml/symex" mc:Ignorable="w14 w15 w16se w16cid w16 w16cex w16sdtdh w16sdtfl w16du">
+<w:styles xmlns:mc="http://schemas.openxmlformats.org/markup-compatibility/2006" xmlns:r="http://schemas.openxmlformats.org/officeDocument/2006/relationships" xmlns:w="http://schemas.openxmlformats.org/wordprocessingml/2006/main" xmlns:w14="http://schemas.microsoft.com/office/word/2010/wordml" xmlns:w15="http://schemas.microsoft.com/office/word/2012/wordml" xmlns:w16cex="http://schemas.microsoft.com/office/word/2018/wordml/cex" xmlns:w16cid="http://schemas.microsoft.com/office/word/2016/wordml/cid" xmlns:w16="http://schemas.microsoft.com/office/word/2018/wordml" xmlns:w16sdtdh="http://schemas.microsoft.com/office/word/2020/wordml/sdtdatahash" xmlns:w16sdtfl="http://schemas.microsoft.com/office/word/2024/wordml/sdtformatlock" xmlns:w16se="http://schemas.microsoft.com/office/word/2015/wordml/symex" xmlns:w16du="http://schemas.microsoft.com/office/word/2023/wordml/word16du" mc:Ignorable="w14 w15 w16se w16cid w16 w16cex w16sdtdh w16sdtfl w16du">
   <w:docDefaults>
     <w:rPrDefault>
       <w:rPr>

--- a/32520 System_Administration/week3/lab_test_1/lab_test_1.docx
+++ b/32520 System_Administration/week3/lab_test_1/lab_test_1.docx
@@ -130,13 +130,8 @@
                 <w:rFonts w:ascii="Arial" w:hAnsi="Arial" w:cs="Arial"/>
               </w:rPr>
             </w:pPr>
-            <w:proofErr w:type="spellStart"/>
-            <w:r>
-              <w:t>Maroor</w:t>
-            </w:r>
-            <w:proofErr w:type="spellEnd"/>
-            <w:r>
-              <w:t xml:space="preserve"> Chethan Pai</w:t>
+            <w:r>
+              <w:t>Maroor Chethan Pai</w:t>
             </w:r>
           </w:p>
         </w:tc>
@@ -190,8 +185,12 @@
             <w:pPr>
               <w:rPr>
                 <w:rFonts w:ascii="Arial" w:hAnsi="Arial" w:cs="Arial"/>
+                <w:lang w:val="en-US" w:eastAsia="ko-KR"/>
               </w:rPr>
             </w:pPr>
+            <w:r>
+              <w:t>25739069</w:t>
+            </w:r>
           </w:p>
         </w:tc>
         <w:tc>
@@ -224,6 +223,9 @@
                 <w:rFonts w:ascii="Arial" w:hAnsi="Arial" w:cs="Arial"/>
               </w:rPr>
             </w:pPr>
+            <w:r>
+              <w:t>25533100</w:t>
+            </w:r>
           </w:p>
         </w:tc>
         <w:tc>
@@ -1099,13 +1101,8 @@
         <w:t xml:space="preserve">cat </w:t>
       </w:r>
       <w:r>
-        <w:t>/etc/</w:t>
-      </w:r>
-      <w:proofErr w:type="spellStart"/>
-      <w:r>
-        <w:t>resolv.conf</w:t>
-      </w:r>
-      <w:proofErr w:type="spellEnd"/>
+        <w:t>/etc/resolv.conf</w:t>
+      </w:r>
     </w:p>
     <w:p>
       <w:r>
@@ -1222,15 +1219,7 @@
         <w:t>4</w:t>
       </w:r>
       <w:r>
-        <w:t xml:space="preserve">. </w:t>
-      </w:r>
-      <w:proofErr w:type="spellStart"/>
-      <w:r>
-        <w:t>ifconfig</w:t>
-      </w:r>
-      <w:proofErr w:type="spellEnd"/>
-      <w:r>
-        <w:t xml:space="preserve"> ens</w:t>
+        <w:t>. ifconfig ens</w:t>
       </w:r>
       <w:r>
         <w:t>192</w:t>
